--- a/天童中部小学校視察/081019_天童中部小学校_指導主事研修_発表原稿.docx
+++ b/天童中部小学校視察/081019_天童中部小学校_指導主事研修_発表原稿.docx
@@ -152,7 +152,7 @@
                 <w:b w:val="0"/>
                 <w:sz w:val="22"/>
               </w:rPr>
-              <w:t>導入（問い・手本・ねらい）</w:t>
+              <w:t>導入（問い・手本）</w:t>
             </w:r>
           </w:p>
         </w:tc>
@@ -171,7 +171,7 @@
                 <w:b w:val="0"/>
                 <w:sz w:val="22"/>
               </w:rPr>
-              <w:t>1〜4</w:t>
+              <w:t>1〜3</w:t>
             </w:r>
           </w:p>
         </w:tc>
@@ -190,7 +190,7 @@
                 <w:b w:val="0"/>
                 <w:sz w:val="22"/>
               </w:rPr>
-              <w:t>3分30秒</w:t>
+              <w:t>3分10秒</w:t>
             </w:r>
           </w:p>
         </w:tc>
@@ -249,7 +249,7 @@
                 <w:b w:val="0"/>
                 <w:sz w:val="22"/>
               </w:rPr>
-              <w:t>9分30秒</w:t>
+              <w:t>9分10秒</w:t>
             </w:r>
           </w:p>
         </w:tc>
@@ -308,7 +308,7 @@
                 <w:b w:val="0"/>
                 <w:sz w:val="22"/>
               </w:rPr>
-              <w:t>11分30秒</w:t>
+              <w:t>11分10秒</w:t>
             </w:r>
           </w:p>
         </w:tc>
@@ -367,7 +367,7 @@
                 <w:b w:val="0"/>
                 <w:sz w:val="22"/>
               </w:rPr>
-              <w:t>14分</w:t>
+              <w:t>13分40秒</w:t>
             </w:r>
           </w:p>
         </w:tc>
@@ -426,7 +426,7 @@
                 <w:b w:val="0"/>
                 <w:sz w:val="22"/>
               </w:rPr>
-              <w:t>19分</w:t>
+              <w:t>18分40秒</w:t>
             </w:r>
           </w:p>
         </w:tc>
@@ -527,7 +527,7 @@
                 <w:color w:val="5E6E68"/>
                 <w:sz w:val="22"/>
               </w:rPr>
-              <w:t>14・17・19・22</w:t>
+              <w:t>4・14・17・19・22</w:t>
             </w:r>
           </w:p>
         </w:tc>
@@ -633,7 +633,7 @@
           <w:b w:val="0"/>
           <w:sz w:val="24"/>
         </w:rPr>
-        <w:t>指導課の紺多です。10月14日に参加した、山形県天童市立天童中部小学校の教育研究発表会について報告します。同校の実践と次期学習指導要領の方向性を、重ねてお伝えします。</w:t>
+        <w:t>指導課の紺多です。10月14日に参加した、山形県天童市立天童中部小学校の教育研究発表会について報告します。同校の実践から、子供の学びを中心に据える授業の見方を考え、次期学習指導要領の方向性を共有します。</w:t>
       </w:r>
       <w:r>
         <w:rPr>
@@ -799,7 +799,7 @@
           <w:b w:val="0"/>
           <w:sz w:val="24"/>
         </w:rPr>
-        <w:t>今の問いかけは、校内研修でも使えるアイスブレイクの型です。見せる、選ぶ、語る、知る、問い返す。写真を替えれば、どの研修でも使えます。</w:t>
+        <w:t>今の問いかけは、校内研修でも使えるアイスブレイクの型です。見せる、選ぶ、語る、知る、問い返す。写真を替えれば、どの研修でも使えます。このあともクイズで考えていただきます。</w:t>
       </w:r>
       <w:r>
         <w:rPr>
@@ -820,7 +820,7 @@
         <w:rPr>
           <w:rFonts w:ascii="BIZ UDPゴシック" w:hAnsi="BIZ UDPゴシック" w:eastAsia="BIZ UDPゴシック"/>
           <w:b/>
-          <w:color w:val="D9702C"/>
+          <w:color w:val="5E6E68"/>
           <w:sz w:val="24"/>
         </w:rPr>
         <w:t xml:space="preserve">スライド4　</w:t>
@@ -829,6 +829,7 @@
         <w:rPr>
           <w:rFonts w:ascii="BIZ UDPゴシック" w:hAnsi="BIZ UDPゴシック" w:eastAsia="BIZ UDPゴシック"/>
           <w:b/>
+          <w:color w:val="5E6E68"/>
           <w:sz w:val="24"/>
         </w:rPr>
         <w:t>本日のねらいと流れ</w:t>
@@ -840,29 +841,7 @@
           <w:color w:val="5E6E68"/>
           <w:sz w:val="22"/>
         </w:rPr>
-        <w:t>（20秒）</w:t>
-      </w:r>
-    </w:p>
-    <w:p>
-      <w:pPr>
-        <w:spacing w:before="0" w:after="80"/>
-      </w:pPr>
-      <w:r>
-        <w:rPr>
-          <w:rFonts w:ascii="BIZ UDPゴシック" w:hAnsi="BIZ UDPゴシック" w:eastAsia="BIZ UDPゴシック"/>
-          <w:b w:val="0"/>
-          <w:sz w:val="24"/>
-        </w:rPr>
-        <w:t>ねらいは、子供の学びを中心に据える授業の見方を考え、次期学習指導要領の方向性を共有することです。講義20分の中でクイズを3問出します。最後の5分で質疑応答です。</w:t>
-      </w:r>
-      <w:r>
-        <w:rPr>
-          <w:rFonts w:ascii="BIZ UDPゴシック" w:hAnsi="BIZ UDPゴシック" w:eastAsia="BIZ UDPゴシック"/>
-          <w:b/>
-          <w:color w:val="D9702C"/>
-          <w:sz w:val="22"/>
-        </w:rPr>
-        <w:t>〔クリック〕</w:t>
+        <w:t>（非表示・話さない）</w:t>
       </w:r>
     </w:p>
     <w:p>

--- a/天童中部小学校視察/081019_天童中部小学校_指導主事研修_発表原稿.docx
+++ b/天童中部小学校視察/081019_天童中部小学校_指導主事研修_発表原稿.docx
@@ -152,7 +152,7 @@
                 <w:b w:val="0"/>
                 <w:sz w:val="22"/>
               </w:rPr>
-              <w:t>導入（問い・手本）</w:t>
+              <w:t>導入（問い・手本・ねらい）</w:t>
             </w:r>
           </w:p>
         </w:tc>
@@ -171,7 +171,7 @@
                 <w:b w:val="0"/>
                 <w:sz w:val="22"/>
               </w:rPr>
-              <w:t>1〜3</w:t>
+              <w:t>1〜4</w:t>
             </w:r>
           </w:p>
         </w:tc>
@@ -190,7 +190,7 @@
                 <w:b w:val="0"/>
                 <w:sz w:val="22"/>
               </w:rPr>
-              <w:t>3分10秒</w:t>
+              <w:t>3分25秒</w:t>
             </w:r>
           </w:p>
         </w:tc>
@@ -249,7 +249,7 @@
                 <w:b w:val="0"/>
                 <w:sz w:val="22"/>
               </w:rPr>
-              <w:t>9分10秒</w:t>
+              <w:t>9分25秒</w:t>
             </w:r>
           </w:p>
         </w:tc>
@@ -308,7 +308,7 @@
                 <w:b w:val="0"/>
                 <w:sz w:val="22"/>
               </w:rPr>
-              <w:t>11分10秒</w:t>
+              <w:t>11分25秒</w:t>
             </w:r>
           </w:p>
         </w:tc>
@@ -367,7 +367,7 @@
                 <w:b w:val="0"/>
                 <w:sz w:val="22"/>
               </w:rPr>
-              <w:t>13分40秒</w:t>
+              <w:t>13分55秒</w:t>
             </w:r>
           </w:p>
         </w:tc>
@@ -426,7 +426,7 @@
                 <w:b w:val="0"/>
                 <w:sz w:val="22"/>
               </w:rPr>
-              <w:t>18分40秒</w:t>
+              <w:t>18分55秒</w:t>
             </w:r>
           </w:p>
         </w:tc>
@@ -527,7 +527,7 @@
                 <w:color w:val="5E6E68"/>
                 <w:sz w:val="22"/>
               </w:rPr>
-              <w:t>4・14・17・19・22</w:t>
+              <w:t>14・17・19・22</w:t>
             </w:r>
           </w:p>
         </w:tc>
@@ -633,7 +633,7 @@
           <w:b w:val="0"/>
           <w:sz w:val="24"/>
         </w:rPr>
-        <w:t>指導課の紺多です。10月14日に参加した、山形県天童市立天童中部小学校の教育研究発表会について報告します。同校の実践から、子供の学びを中心に据える授業の見方を考え、次期学習指導要領の方向性を共有します。</w:t>
+        <w:t>指導課の紺多です。10月14日に参加した、山形県天童市立天童中部小学校の教育研究発表会について報告します。同校の実践と次期学習指導要領の方向性を、重ねてお伝えします。</w:t>
       </w:r>
       <w:r>
         <w:rPr>
@@ -820,7 +820,7 @@
         <w:rPr>
           <w:rFonts w:ascii="BIZ UDPゴシック" w:hAnsi="BIZ UDPゴシック" w:eastAsia="BIZ UDPゴシック"/>
           <w:b/>
-          <w:color w:val="5E6E68"/>
+          <w:color w:val="D9702C"/>
           <w:sz w:val="24"/>
         </w:rPr>
         <w:t xml:space="preserve">スライド4　</w:t>
@@ -829,10 +829,9 @@
         <w:rPr>
           <w:rFonts w:ascii="BIZ UDPゴシック" w:hAnsi="BIZ UDPゴシック" w:eastAsia="BIZ UDPゴシック"/>
           <w:b/>
-          <w:color w:val="5E6E68"/>
           <w:sz w:val="24"/>
         </w:rPr>
-        <w:t>本日のねらいと流れ</w:t>
+        <w:t>本日のねらい</w:t>
       </w:r>
       <w:r>
         <w:rPr>
@@ -841,7 +840,29 @@
           <w:color w:val="5E6E68"/>
           <w:sz w:val="22"/>
         </w:rPr>
-        <w:t>（非表示・話さない）</w:t>
+        <w:t>（15秒）</w:t>
+      </w:r>
+    </w:p>
+    <w:p>
+      <w:pPr>
+        <w:spacing w:before="0" w:after="80"/>
+      </w:pPr>
+      <w:r>
+        <w:rPr>
+          <w:rFonts w:ascii="BIZ UDPゴシック" w:hAnsi="BIZ UDPゴシック" w:eastAsia="BIZ UDPゴシック"/>
+          <w:b w:val="0"/>
+          <w:sz w:val="24"/>
+        </w:rPr>
+        <w:t>本日のねらいです。天童中部小学校の取組から、子供の学びを中心に据える授業の見方を考え、次期学習指導要領の方向性を共有します。</w:t>
+      </w:r>
+      <w:r>
+        <w:rPr>
+          <w:rFonts w:ascii="BIZ UDPゴシック" w:hAnsi="BIZ UDPゴシック" w:eastAsia="BIZ UDPゴシック"/>
+          <w:b/>
+          <w:color w:val="D9702C"/>
+          <w:sz w:val="22"/>
+        </w:rPr>
+        <w:t>〔クリック〕</w:t>
       </w:r>
     </w:p>
     <w:p>
